--- a/submission/作业1_实验报告.docx
+++ b/submission/作业1_实验报告.docx
@@ -2,7 +2,7 @@
 <file path=word/document.xml><?xml version="1.0" encoding="utf-8"?>
 <w:document xmlns:w="http://schemas.openxmlformats.org/wordprocessingml/2006/main" xmlns:m="http://schemas.openxmlformats.org/officeDocument/2006/math" xmlns:r="http://schemas.openxmlformats.org/officeDocument/2006/relationships" xmlns:o="urn:schemas-microsoft-com:office:office" xmlns:v="urn:schemas-microsoft-com:vml" xmlns:w10="urn:schemas-microsoft-com:office:word" xmlns:a="http://schemas.openxmlformats.org/drawingml/2006/main" xmlns:pic="http://schemas.openxmlformats.org/drawingml/2006/picture" xmlns:wp="http://schemas.openxmlformats.org/drawingml/2006/wordprocessingDrawing">
   <w:body>
-    <w:bookmarkStart w:id="51" w:name="作业-1-实验报告手写-u-net-系列用于皮肤病变分割"/>
+    <w:bookmarkStart w:id="52" w:name="作业-1-实验报告手写-u-net-系列用于皮肤病变分割"/>
     <w:p>
       <w:pPr>
         <w:pStyle w:val="Heading1"/>
@@ -603,6 +603,51 @@
       </w:r>
       <w:r>
         <w:t xml:space="preserve">。</w:t>
+      </w:r>
+      <w:r>
+        <w:t xml:space="preserve"> </w:t>
+      </w:r>
+      <w:r>
+        <w:rPr>
+          <w:rFonts w:hint="eastAsia"/>
+        </w:rPr>
+        <w:t xml:space="preserve">五折交叉验证（train+val</w:t>
+      </w:r>
+      <w:r>
+        <w:t xml:space="preserve"> </w:t>
+      </w:r>
+      <w:r>
+        <w:rPr>
+          <w:rFonts w:hint="eastAsia"/>
+        </w:rPr>
+        <w:t xml:space="preserve">合并重划分）给出同一结论：ResUNet</w:t>
+      </w:r>
+      <w:r>
+        <w:t xml:space="preserve"> 0.570 ± 0.035 vs Attention U-Net 0.563 ± </w:t>
+      </w:r>
+      <w:r>
+        <w:rPr>
+          <w:rFonts w:hint="eastAsia"/>
+        </w:rPr>
+        <w:t xml:space="preserve">0.068，</w:t>
+      </w:r>
+      <w:r>
+        <w:t xml:space="preserve"> </w:t>
+      </w:r>
+      <w:r>
+        <w:rPr>
+          <w:rFonts w:hint="eastAsia"/>
+        </w:rPr>
+        <w:t xml:space="preserve">差</w:t>
+      </w:r>
+      <w:r>
+        <w:t xml:space="preserve"> 0.7 </w:t>
+      </w:r>
+      <w:r>
+        <w:rPr>
+          <w:rFonts w:hint="eastAsia"/>
+        </w:rPr>
+        <w:t xml:space="preserve">点小于折间标准差，且注意力变体的折间波动明显更大。</w:t>
       </w:r>
     </w:p>
     <w:p>
@@ -3612,7 +3657,7 @@
     </w:p>
     <w:bookmarkEnd w:id="30"/>
     <w:bookmarkEnd w:id="31"/>
-    <w:bookmarkStart w:id="45" w:name="五实验结果分析"/>
+    <w:bookmarkStart w:id="46" w:name="五实验结果分析"/>
     <w:p>
       <w:pPr>
         <w:pStyle w:val="Heading2"/>
@@ -8256,40 +8301,660 @@
         <w:t xml:space="preserve">报告中。</w:t>
       </w:r>
     </w:p>
+    <w:bookmarkEnd w:id="44"/>
+    <w:bookmarkStart w:id="45" w:name="五折交叉验证主实验最佳-2-组超参"/>
     <w:p>
-      <w:r>
-        <w:pict>
-          <v:rect style="width:0;height:1.5pt" o:hralign="center" o:hrstd="t" o:hr="t"/>
-        </w:pict>
+      <w:pPr>
+        <w:pStyle w:val="Heading3"/>
+      </w:pPr>
+      <w:r>
+        <w:t xml:space="preserve">5.5 </w:t>
+      </w:r>
+      <w:r>
+        <w:rPr>
+          <w:rFonts w:hint="eastAsia"/>
+        </w:rPr>
+        <w:t xml:space="preserve">五折交叉验证（主实验最佳</w:t>
+      </w:r>
+      <w:r>
+        <w:t xml:space="preserve"> 2 </w:t>
+      </w:r>
+      <w:r>
+        <w:rPr>
+          <w:rFonts w:hint="eastAsia"/>
+        </w:rPr>
+        <w:t xml:space="preserve">组超参）</w:t>
       </w:r>
     </w:p>
-    <w:bookmarkEnd w:id="44"/>
-    <w:bookmarkEnd w:id="45"/>
-    <w:bookmarkStart w:id="49" w:name="六总结"/>
     <w:p>
       <w:pPr>
-        <w:pStyle w:val="Heading2"/>
-      </w:pPr>
-      <w:r>
-        <w:rPr>
-          <w:rFonts w:hint="eastAsia"/>
-        </w:rPr>
-        <w:t xml:space="preserve">六、总结</w:t>
+        <w:pStyle w:val="FirstParagraph"/>
+      </w:pPr>
+      <w:r>
+        <w:rPr>
+          <w:rFonts w:hint="eastAsia"/>
+        </w:rPr>
+        <w:t xml:space="preserve">为检验主表结论是否依赖某一次划分，把官方</w:t>
+      </w:r>
+      <w:r>
+        <w:t xml:space="preserve"> </w:t>
+      </w:r>
+      <w:r>
+        <w:rPr>
+          <w:b/>
+          <w:bCs/>
+        </w:rPr>
+        <w:t xml:space="preserve">train(2,594) + val(100)</w:t>
+      </w:r>
+      <w:r>
+        <w:t xml:space="preserve"> </w:t>
+      </w:r>
+      <w:r>
+        <w:rPr>
+          <w:rFonts w:hint="eastAsia"/>
+        </w:rPr>
+        <w:t xml:space="preserve">合并为</w:t>
+      </w:r>
+      <w:r>
+        <w:t xml:space="preserve"> 2,694 </w:t>
+      </w:r>
+      <w:r>
+        <w:rPr>
+          <w:rFonts w:hint="eastAsia"/>
+        </w:rPr>
+        <w:t xml:space="preserve">张，</w:t>
+      </w:r>
+      <w:r>
+        <w:t xml:space="preserve"> </w:t>
+      </w:r>
+      <w:r>
+        <w:rPr>
+          <w:rFonts w:hint="eastAsia"/>
+        </w:rPr>
+        <w:t xml:space="preserve">用固定种子（12,345）做确定性五折：每折</w:t>
+      </w:r>
+      <w:r>
+        <w:t xml:space="preserve"> 4 </w:t>
+      </w:r>
+      <w:r>
+        <w:rPr>
+          <w:rFonts w:hint="eastAsia"/>
+        </w:rPr>
+        <w:t xml:space="preserve">折训练（约</w:t>
+      </w:r>
+      <w:r>
+        <w:t xml:space="preserve"> 2,155 </w:t>
+      </w:r>
+      <w:r>
+        <w:rPr>
+          <w:rFonts w:hint="eastAsia"/>
+        </w:rPr>
+        <w:t xml:space="preserve">张）、留出</w:t>
+      </w:r>
+      <w:r>
+        <w:t xml:space="preserve"> 1 </w:t>
+      </w:r>
+      <w:r>
+        <w:rPr>
+          <w:rFonts w:hint="eastAsia"/>
+        </w:rPr>
+        <w:t xml:space="preserve">折评测（539/538</w:t>
+      </w:r>
+      <w:r>
+        <w:t xml:space="preserve"> </w:t>
+      </w:r>
+      <w:r>
+        <w:rPr>
+          <w:rFonts w:hint="eastAsia"/>
+        </w:rPr>
+        <w:t xml:space="preserve">张）；</w:t>
+      </w:r>
+      <w:r>
+        <w:t xml:space="preserve"> </w:t>
+      </w:r>
+      <w:r>
+        <w:rPr>
+          <w:rFonts w:hint="eastAsia"/>
+          <w:b/>
+          <w:bCs/>
+        </w:rPr>
+        <w:t xml:space="preserve">官方</w:t>
+      </w:r>
+      <w:r>
+        <w:rPr>
+          <w:b/>
+          <w:bCs/>
+        </w:rPr>
+        <w:t xml:space="preserve"> test </w:t>
+      </w:r>
+      <w:r>
+        <w:rPr>
+          <w:rFonts w:hint="eastAsia"/>
+          <w:b/>
+          <w:bCs/>
+        </w:rPr>
+        <w:t xml:space="preserve">完全不参与</w:t>
+      </w:r>
+      <w:r>
+        <w:rPr>
+          <w:rFonts w:hint="eastAsia"/>
+        </w:rPr>
+        <w:t xml:space="preserve">。只跑主实验</w:t>
+      </w:r>
+      <w:r>
+        <w:t xml:space="preserve"> Dice </w:t>
+      </w:r>
+      <w:r>
+        <w:rPr>
+          <w:rFonts w:hint="eastAsia"/>
+        </w:rPr>
+        <w:t xml:space="preserve">最高的两组：Attention</w:t>
+      </w:r>
+      <w:r>
+        <w:t xml:space="preserve"> U-Net </w:t>
+      </w:r>
+      <w:r>
+        <w:rPr>
+          <w:rFonts w:hint="eastAsia"/>
+        </w:rPr>
+        <w:t xml:space="preserve">与</w:t>
+      </w:r>
+      <w:r>
+        <w:t xml:space="preserve"> ResUNet</w:t>
+      </w:r>
+      <w:r>
+        <w:t xml:space="preserve"> </w:t>
+      </w:r>
+      <w:r>
+        <w:rPr>
+          <w:rFonts w:hint="eastAsia"/>
+        </w:rPr>
+        <w:t xml:space="preserve">（种子</w:t>
+      </w:r>
+      <w:r>
+        <w:t xml:space="preserve"> 42、12 epoch </w:t>
+      </w:r>
+      <w:r>
+        <w:rPr>
+          <w:rFonts w:hint="eastAsia"/>
+        </w:rPr>
+        <w:t xml:space="preserve">上限、patience</w:t>
+      </w:r>
+      <w:r>
+        <w:t xml:space="preserve"> </w:t>
+      </w:r>
+      <w:r>
+        <w:rPr>
+          <w:rFonts w:hint="eastAsia"/>
+        </w:rPr>
+        <w:t xml:space="preserve">6）。</w:t>
       </w:r>
     </w:p>
-    <w:bookmarkStart w:id="46" w:name="我们学到了什么"/>
+    <w:tbl>
+      <w:tblPr>
+        <w:tblStyle w:val="Table"/>
+        <w:tblW w:type="auto" w:w="0"/>
+        <w:tblLook w:firstRow="1" w:lastRow="0" w:firstColumn="0" w:lastColumn="0" w:noHBand="0" w:noVBand="0" w:val="0020"/>
+      </w:tblPr>
+      <w:tblGrid>
+        <w:gridCol w:w="1584"/>
+        <w:gridCol w:w="1584"/>
+        <w:gridCol w:w="1584"/>
+        <w:gridCol w:w="1584"/>
+        <w:gridCol w:w="1584"/>
+      </w:tblGrid>
+      <w:tr>
+        <w:trPr>
+          <w:tblHeader w:val="on"/>
+        </w:trPr>
+        <w:tc>
+          <w:tcPr/>
+          <w:p>
+            <w:pPr>
+              <w:pStyle w:val="Compact"/>
+            </w:pPr>
+            <w:r>
+              <w:rPr>
+                <w:rFonts w:hint="eastAsia"/>
+              </w:rPr>
+              <w:t xml:space="preserve">模型</w:t>
+            </w:r>
+          </w:p>
+        </w:tc>
+        <w:tc>
+          <w:tcPr/>
+          <w:p>
+            <w:pPr>
+              <w:pStyle w:val="Compact"/>
+            </w:pPr>
+            <w:r>
+              <w:rPr>
+                <w:rFonts w:hint="eastAsia"/>
+              </w:rPr>
+              <w:t xml:space="preserve">折数</w:t>
+            </w:r>
+          </w:p>
+        </w:tc>
+        <w:tc>
+          <w:tcPr/>
+          <w:p>
+            <w:pPr>
+              <w:pStyle w:val="Compact"/>
+            </w:pPr>
+            <w:r>
+              <w:t xml:space="preserve">Dice </w:t>
+            </w:r>
+            <w:r>
+              <w:rPr>
+                <w:rFonts w:hint="eastAsia"/>
+              </w:rPr>
+              <w:t xml:space="preserve">(均值±标准差)</w:t>
+            </w:r>
+          </w:p>
+        </w:tc>
+        <w:tc>
+          <w:tcPr/>
+          <w:p>
+            <w:pPr>
+              <w:pStyle w:val="Compact"/>
+            </w:pPr>
+            <w:r>
+              <w:t xml:space="preserve">IoU</w:t>
+            </w:r>
+          </w:p>
+        </w:tc>
+        <w:tc>
+          <w:tcPr/>
+          <w:p>
+            <w:pPr>
+              <w:pStyle w:val="Compact"/>
+            </w:pPr>
+            <w:r>
+              <w:t xml:space="preserve">HD95 (px)</w:t>
+            </w:r>
+          </w:p>
+        </w:tc>
+      </w:tr>
+      <w:tr>
+        <w:tc>
+          <w:tcPr/>
+          <w:p>
+            <w:pPr>
+              <w:pStyle w:val="Compact"/>
+            </w:pPr>
+            <w:r>
+              <w:t xml:space="preserve">Attention U-Net</w:t>
+            </w:r>
+          </w:p>
+        </w:tc>
+        <w:tc>
+          <w:tcPr/>
+          <w:p>
+            <w:pPr>
+              <w:pStyle w:val="Compact"/>
+            </w:pPr>
+            <w:r>
+              <w:t xml:space="preserve">5</w:t>
+            </w:r>
+          </w:p>
+        </w:tc>
+        <w:tc>
+          <w:tcPr/>
+          <w:p>
+            <w:pPr>
+              <w:pStyle w:val="Compact"/>
+            </w:pPr>
+            <w:r>
+              <w:t xml:space="preserve">0.5631 ± 0.0679</w:t>
+            </w:r>
+          </w:p>
+        </w:tc>
+        <w:tc>
+          <w:tcPr/>
+          <w:p>
+            <w:pPr>
+              <w:pStyle w:val="Compact"/>
+            </w:pPr>
+            <w:r>
+              <w:t xml:space="preserve">0.4554</w:t>
+            </w:r>
+          </w:p>
+        </w:tc>
+        <w:tc>
+          <w:tcPr/>
+          <w:p>
+            <w:pPr>
+              <w:pStyle w:val="Compact"/>
+            </w:pPr>
+            <w:r>
+              <w:t xml:space="preserve">83.62 ± 4.06</w:t>
+            </w:r>
+          </w:p>
+        </w:tc>
+      </w:tr>
+      <w:tr>
+        <w:tc>
+          <w:tcPr/>
+          <w:p>
+            <w:pPr>
+              <w:pStyle w:val="Compact"/>
+            </w:pPr>
+            <w:r>
+              <w:t xml:space="preserve">ResUNet</w:t>
+            </w:r>
+          </w:p>
+        </w:tc>
+        <w:tc>
+          <w:tcPr/>
+          <w:p>
+            <w:pPr>
+              <w:pStyle w:val="Compact"/>
+            </w:pPr>
+            <w:r>
+              <w:t xml:space="preserve">5</w:t>
+            </w:r>
+          </w:p>
+        </w:tc>
+        <w:tc>
+          <w:tcPr/>
+          <w:p>
+            <w:pPr>
+              <w:pStyle w:val="Compact"/>
+            </w:pPr>
+            <w:r>
+              <w:rPr>
+                <w:b/>
+                <w:bCs/>
+              </w:rPr>
+              <w:t xml:space="preserve">0.5698 ± 0.0349</w:t>
+            </w:r>
+          </w:p>
+        </w:tc>
+        <w:tc>
+          <w:tcPr/>
+          <w:p>
+            <w:pPr>
+              <w:pStyle w:val="Compact"/>
+            </w:pPr>
+            <w:r>
+              <w:t xml:space="preserve">0.4549</w:t>
+            </w:r>
+          </w:p>
+        </w:tc>
+        <w:tc>
+          <w:tcPr/>
+          <w:p>
+            <w:pPr>
+              <w:pStyle w:val="Compact"/>
+            </w:pPr>
+            <w:r>
+              <w:t xml:space="preserve">87.53 ± 4.46</w:t>
+            </w:r>
+          </w:p>
+        </w:tc>
+      </w:tr>
+    </w:tbl>
     <w:p>
       <w:pPr>
-        <w:pStyle w:val="Heading3"/>
-      </w:pPr>
-      <w:r>
-        <w:t xml:space="preserve">6.1 </w:t>
-      </w:r>
-      <w:r>
-        <w:rPr>
-          <w:rFonts w:hint="eastAsia"/>
-        </w:rPr>
-        <w:t xml:space="preserve">我们学到了什么</w:t>
+        <w:pStyle w:val="BodyText"/>
+      </w:pPr>
+      <w:r>
+        <w:rPr>
+          <w:rFonts w:hint="eastAsia"/>
+        </w:rPr>
+        <w:t xml:space="preserve">逐折明细：</w:t>
+      </w:r>
+    </w:p>
+    <w:tbl>
+      <w:tblPr>
+        <w:tblStyle w:val="Table"/>
+        <w:tblW w:type="auto" w:w="0"/>
+        <w:tblLook w:firstRow="1" w:lastRow="0" w:firstColumn="0" w:lastColumn="0" w:noHBand="0" w:noVBand="0" w:val="0020"/>
+      </w:tblPr>
+      <w:tblGrid>
+        <w:gridCol w:w="1320"/>
+        <w:gridCol w:w="1320"/>
+        <w:gridCol w:w="1320"/>
+        <w:gridCol w:w="1320"/>
+        <w:gridCol w:w="1320"/>
+        <w:gridCol w:w="1320"/>
+      </w:tblGrid>
+      <w:tr>
+        <w:trPr>
+          <w:tblHeader w:val="on"/>
+        </w:trPr>
+        <w:tc>
+          <w:tcPr/>
+          <w:p>
+            <w:pPr>
+              <w:pStyle w:val="Compact"/>
+            </w:pPr>
+            <w:r>
+              <w:rPr>
+                <w:rFonts w:hint="eastAsia"/>
+              </w:rPr>
+              <w:t xml:space="preserve">模型</w:t>
+            </w:r>
+          </w:p>
+        </w:tc>
+        <w:tc>
+          <w:tcPr/>
+          <w:p>
+            <w:pPr>
+              <w:pStyle w:val="Compact"/>
+            </w:pPr>
+            <w:r>
+              <w:t xml:space="preserve">fold 0</w:t>
+            </w:r>
+          </w:p>
+        </w:tc>
+        <w:tc>
+          <w:tcPr/>
+          <w:p>
+            <w:pPr>
+              <w:pStyle w:val="Compact"/>
+            </w:pPr>
+            <w:r>
+              <w:t xml:space="preserve">fold 1</w:t>
+            </w:r>
+          </w:p>
+        </w:tc>
+        <w:tc>
+          <w:tcPr/>
+          <w:p>
+            <w:pPr>
+              <w:pStyle w:val="Compact"/>
+            </w:pPr>
+            <w:r>
+              <w:t xml:space="preserve">fold 2</w:t>
+            </w:r>
+          </w:p>
+        </w:tc>
+        <w:tc>
+          <w:tcPr/>
+          <w:p>
+            <w:pPr>
+              <w:pStyle w:val="Compact"/>
+            </w:pPr>
+            <w:r>
+              <w:t xml:space="preserve">fold 3</w:t>
+            </w:r>
+          </w:p>
+        </w:tc>
+        <w:tc>
+          <w:tcPr/>
+          <w:p>
+            <w:pPr>
+              <w:pStyle w:val="Compact"/>
+            </w:pPr>
+            <w:r>
+              <w:t xml:space="preserve">fold 4</w:t>
+            </w:r>
+          </w:p>
+        </w:tc>
+      </w:tr>
+      <w:tr>
+        <w:tc>
+          <w:tcPr/>
+          <w:p>
+            <w:pPr>
+              <w:pStyle w:val="Compact"/>
+            </w:pPr>
+            <w:r>
+              <w:t xml:space="preserve">Attention U-Net</w:t>
+            </w:r>
+          </w:p>
+        </w:tc>
+        <w:tc>
+          <w:tcPr/>
+          <w:p>
+            <w:pPr>
+              <w:pStyle w:val="Compact"/>
+            </w:pPr>
+            <w:r>
+              <w:t xml:space="preserve">0.6000</w:t>
+            </w:r>
+          </w:p>
+        </w:tc>
+        <w:tc>
+          <w:tcPr/>
+          <w:p>
+            <w:pPr>
+              <w:pStyle w:val="Compact"/>
+            </w:pPr>
+            <w:r>
+              <w:t xml:space="preserve">0.6206</w:t>
+            </w:r>
+          </w:p>
+        </w:tc>
+        <w:tc>
+          <w:tcPr/>
+          <w:p>
+            <w:pPr>
+              <w:pStyle w:val="Compact"/>
+            </w:pPr>
+            <w:r>
+              <w:t xml:space="preserve">0.5723</w:t>
+            </w:r>
+          </w:p>
+        </w:tc>
+        <w:tc>
+          <w:tcPr/>
+          <w:p>
+            <w:pPr>
+              <w:pStyle w:val="Compact"/>
+            </w:pPr>
+            <w:r>
+              <w:t xml:space="preserve">0.5761</w:t>
+            </w:r>
+          </w:p>
+        </w:tc>
+        <w:tc>
+          <w:tcPr/>
+          <w:p>
+            <w:pPr>
+              <w:pStyle w:val="Compact"/>
+            </w:pPr>
+            <w:r>
+              <w:rPr>
+                <w:b/>
+                <w:bCs/>
+              </w:rPr>
+              <w:t xml:space="preserve">0.4467</w:t>
+            </w:r>
+          </w:p>
+        </w:tc>
+      </w:tr>
+      <w:tr>
+        <w:tc>
+          <w:tcPr/>
+          <w:p>
+            <w:pPr>
+              <w:pStyle w:val="Compact"/>
+            </w:pPr>
+            <w:r>
+              <w:t xml:space="preserve">ResUNet</w:t>
+            </w:r>
+          </w:p>
+        </w:tc>
+        <w:tc>
+          <w:tcPr/>
+          <w:p>
+            <w:pPr>
+              <w:pStyle w:val="Compact"/>
+            </w:pPr>
+            <w:r>
+              <w:t xml:space="preserve">0.6054</w:t>
+            </w:r>
+          </w:p>
+        </w:tc>
+        <w:tc>
+          <w:tcPr/>
+          <w:p>
+            <w:pPr>
+              <w:pStyle w:val="Compact"/>
+            </w:pPr>
+            <w:r>
+              <w:t xml:space="preserve">0.5615</w:t>
+            </w:r>
+          </w:p>
+        </w:tc>
+        <w:tc>
+          <w:tcPr/>
+          <w:p>
+            <w:pPr>
+              <w:pStyle w:val="Compact"/>
+            </w:pPr>
+            <w:r>
+              <w:t xml:space="preserve">0.5872</w:t>
+            </w:r>
+          </w:p>
+        </w:tc>
+        <w:tc>
+          <w:tcPr/>
+          <w:p>
+            <w:pPr>
+              <w:pStyle w:val="Compact"/>
+            </w:pPr>
+            <w:r>
+              <w:rPr>
+                <w:b/>
+                <w:bCs/>
+              </w:rPr>
+              <w:t xml:space="preserve">0.5140</w:t>
+            </w:r>
+          </w:p>
+        </w:tc>
+        <w:tc>
+          <w:tcPr/>
+          <w:p>
+            <w:pPr>
+              <w:pStyle w:val="Compact"/>
+            </w:pPr>
+            <w:r>
+              <w:t xml:space="preserve">0.5811</w:t>
+            </w:r>
+          </w:p>
+        </w:tc>
+      </w:tr>
+    </w:tbl>
+    <w:p>
+      <w:pPr>
+        <w:pStyle w:val="BodyText"/>
+      </w:pPr>
+      <w:r>
+        <w:rPr>
+          <w:rFonts w:hint="eastAsia"/>
+          <w:b/>
+          <w:bCs/>
+        </w:rPr>
+        <w:t xml:space="preserve">分析</w:t>
+      </w:r>
+      <w:r>
+        <w:rPr>
+          <w:rFonts w:hint="eastAsia"/>
+        </w:rPr>
+        <w:t xml:space="preserve">：</w:t>
       </w:r>
     </w:p>
     <w:p>
@@ -8306,207 +8971,81 @@
           <w:b/>
           <w:bCs/>
         </w:rPr>
-        <w:t xml:space="preserve">结构创新的边际收益，在小数据</w:t>
-      </w:r>
-      <w:r>
-        <w:rPr>
-          <w:b/>
-          <w:bCs/>
-        </w:rPr>
-        <w:t xml:space="preserve"> + </w:t>
-      </w:r>
-      <w:r>
-        <w:rPr>
-          <w:rFonts w:hint="eastAsia"/>
-          <w:b/>
-          <w:bCs/>
-        </w:rPr>
-        <w:t xml:space="preserve">小预算下被噪声淹没</w:t>
-      </w:r>
-      <w:r>
-        <w:t xml:space="preserve">。ResUNet </w:t>
-      </w:r>
-      <w:r>
-        <w:rPr>
-          <w:rFonts w:hint="eastAsia"/>
-        </w:rPr>
-        <w:t xml:space="preserve">与</w:t>
-      </w:r>
-      <w:r>
-        <w:t xml:space="preserve"> Attention U-Net </w:t>
-      </w:r>
-      <w:r>
-        <w:rPr>
-          <w:rFonts w:hint="eastAsia"/>
-        </w:rPr>
-        <w:t xml:space="preserve">的改进方向都是对的</w:t>
-      </w:r>
-      <w:r>
-        <w:t xml:space="preserve"> </w:t>
-      </w:r>
-      <w:r>
-        <w:rPr>
-          <w:rFonts w:hint="eastAsia"/>
-        </w:rPr>
-        <w:t xml:space="preserve">（残差缓解梯度、注意力抑制背景），但在</w:t>
-      </w:r>
-      <w:r>
-        <w:t xml:space="preserve"> 2,594 </w:t>
-      </w:r>
-      <w:r>
-        <w:rPr>
-          <w:rFonts w:hint="eastAsia"/>
-        </w:rPr>
-        <w:t xml:space="preserve">张图、12</w:t>
-      </w:r>
-      <w:r>
-        <w:t xml:space="preserve"> epoch </w:t>
-      </w:r>
-      <w:r>
-        <w:rPr>
-          <w:rFonts w:hint="eastAsia"/>
-        </w:rPr>
-        <w:t xml:space="preserve">的预算下，+0.014</w:t>
-      </w:r>
-      <w:r>
-        <w:t xml:space="preserve"> </w:t>
-      </w:r>
-      <w:r>
-        <w:rPr>
-          <w:rFonts w:hint="eastAsia"/>
-        </w:rPr>
-        <w:t xml:space="preserve">的</w:t>
-      </w:r>
-      <w:r>
-        <w:t xml:space="preserve"> Dice </w:t>
-      </w:r>
-      <w:r>
-        <w:rPr>
-          <w:rFonts w:hint="eastAsia"/>
-        </w:rPr>
-        <w:t xml:space="preserve">提升小于种子标准差。</w:t>
-      </w:r>
-      <w:r>
-        <w:t xml:space="preserve"> </w:t>
-      </w:r>
-      <w:r>
-        <w:rPr>
-          <w:rFonts w:hint="eastAsia"/>
-          <w:b/>
-          <w:bCs/>
-        </w:rPr>
-        <w:t xml:space="preserve">在没有跑够预算之前，用单种子结果宣称「模型</w:t>
-      </w:r>
-      <w:r>
-        <w:rPr>
-          <w:b/>
-          <w:bCs/>
-        </w:rPr>
-        <w:t xml:space="preserve"> A </w:t>
-      </w:r>
-      <w:r>
-        <w:rPr>
-          <w:rFonts w:hint="eastAsia"/>
-          <w:b/>
-          <w:bCs/>
-        </w:rPr>
-        <w:t xml:space="preserve">优于</w:t>
-      </w:r>
-      <w:r>
-        <w:rPr>
-          <w:b/>
-          <w:bCs/>
-        </w:rPr>
-        <w:t xml:space="preserve"> </w:t>
-      </w:r>
-      <w:r>
-        <w:rPr>
-          <w:rFonts w:hint="eastAsia"/>
-          <w:b/>
-          <w:bCs/>
-        </w:rPr>
-        <w:t xml:space="preserve">B」是不负责任的。</w:t>
-      </w:r>
-      <w:r>
-        <w:t xml:space="preserve"> </w:t>
-      </w:r>
-      <w:r>
-        <w:rPr>
-          <w:rFonts w:hint="eastAsia"/>
-        </w:rPr>
-        <w:t xml:space="preserve">消融把同一逻辑推到超参数层：固定</w:t>
-      </w:r>
-      <w:r>
-        <w:t xml:space="preserve"> 12 epoch </w:t>
-      </w:r>
-      <w:r>
-        <w:rPr>
-          <w:rFonts w:hint="eastAsia"/>
-        </w:rPr>
-        <w:t xml:space="preserve">时</w:t>
-      </w:r>
-      <w:r>
-        <w:t xml:space="preserve"> 192 </w:t>
-      </w:r>
-      <w:r>
-        <w:rPr>
-          <w:rFonts w:hint="eastAsia"/>
-        </w:rPr>
-        <w:t xml:space="preserve">分辨率比</w:t>
-      </w:r>
-      <w:r>
-        <w:t xml:space="preserve"> 384 </w:t>
-      </w:r>
-      <w:r>
-        <w:rPr>
-          <w:rFonts w:hint="eastAsia"/>
-        </w:rPr>
-        <w:t xml:space="preserve">高</w:t>
-      </w:r>
-      <w:r>
-        <w:t xml:space="preserve"> 16.4 </w:t>
-      </w:r>
-      <w:r>
-        <w:rPr>
-          <w:rFonts w:hint="eastAsia"/>
-        </w:rPr>
-        <w:t xml:space="preserve">个</w:t>
-      </w:r>
-      <w:r>
-        <w:t xml:space="preserve"> Dice </w:t>
-      </w:r>
-      <w:r>
-        <w:rPr>
-          <w:rFonts w:hint="eastAsia"/>
-        </w:rPr>
-        <w:t xml:space="preserve">点，</w:t>
-      </w:r>
-      <w:r>
-        <w:t xml:space="preserve"> </w:t>
-      </w:r>
-      <w:r>
-        <w:rPr>
-          <w:rFonts w:hint="eastAsia"/>
-        </w:rPr>
-        <w:t xml:space="preserve">而两者单</w:t>
-      </w:r>
-      <w:r>
-        <w:t xml:space="preserve"> epoch </w:t>
-      </w:r>
-      <w:r>
-        <w:rPr>
-          <w:rFonts w:hint="eastAsia"/>
-        </w:rPr>
-        <w:t xml:space="preserve">耗时相差</w:t>
-      </w:r>
-      <w:r>
-        <w:t xml:space="preserve"> 3.3 </w:t>
-      </w:r>
-      <w:r>
-        <w:rPr>
-          <w:rFonts w:hint="eastAsia"/>
-        </w:rPr>
-        <w:t xml:space="preserve">倍——差距来自「收敛了多少」，不是「表示能力有多强」。</w:t>
+        <w:t xml:space="preserve">与主实验结论一致：结构差异不显著</w:t>
+      </w:r>
+      <w:r>
+        <w:rPr>
+          <w:rFonts w:hint="eastAsia"/>
+        </w:rPr>
+        <w:t xml:space="preserve">。五折均值</w:t>
+      </w:r>
+      <w:r>
+        <w:t xml:space="preserve"> ResUNet 0.5698 vs Attention U-Net </w:t>
+      </w:r>
+      <w:r>
+        <w:rPr>
+          <w:rFonts w:hint="eastAsia"/>
+        </w:rPr>
+        <w:t xml:space="preserve">0.5631，</w:t>
+      </w:r>
+      <w:r>
+        <w:t xml:space="preserve"> </w:t>
+      </w:r>
+      <w:r>
+        <w:rPr>
+          <w:rFonts w:hint="eastAsia"/>
+        </w:rPr>
+        <w:t xml:space="preserve">差</w:t>
+      </w:r>
+      <w:r>
+        <w:t xml:space="preserve"> 0.7 </w:t>
+      </w:r>
+      <w:r>
+        <w:rPr>
+          <w:rFonts w:hint="eastAsia"/>
+        </w:rPr>
+        <w:t xml:space="preserve">个点，</w:t>
+      </w:r>
+      <w:r>
+        <w:rPr>
+          <w:rFonts w:hint="eastAsia"/>
+          <w:b/>
+          <w:bCs/>
+        </w:rPr>
+        <w:t xml:space="preserve">小于折间标准差（0.035–0.068）</w:t>
+      </w:r>
+      <w:r>
+        <w:rPr>
+          <w:rFonts w:hint="eastAsia"/>
+        </w:rPr>
+        <w:t xml:space="preserve">；主实验的</w:t>
+      </w:r>
+      <w:r>
+        <w:t xml:space="preserve"> </w:t>
+      </w:r>
+      <w:r>
+        <w:rPr>
+          <w:rFonts w:hint="eastAsia"/>
+        </w:rPr>
+        <w:t xml:space="preserve">+0.0003～+0.014</w:t>
+      </w:r>
+      <w:r>
+        <w:t xml:space="preserve"> </w:t>
+      </w:r>
+      <w:r>
+        <w:rPr>
+          <w:rFonts w:hint="eastAsia"/>
+        </w:rPr>
+        <w:t xml:space="preserve">差异同样落在种子标准差内。</w:t>
+      </w:r>
+      <w:r>
+        <w:t xml:space="preserve"> </w:t>
+      </w:r>
+      <w:r>
+        <w:rPr>
+          <w:rFonts w:hint="eastAsia"/>
+        </w:rPr>
+        <w:t xml:space="preserve">两种划分给出的是同一个结论：在本预算下没有哪个结构稳定更好。</w:t>
       </w:r>
     </w:p>
     <w:p>
@@ -8523,16 +9062,73 @@
           <w:b/>
           <w:bCs/>
         </w:rPr>
-        <w:t xml:space="preserve">指标之间会打架</w:t>
-      </w:r>
-      <w:r>
-        <w:t xml:space="preserve">。Dice </w:t>
-      </w:r>
-      <w:r>
-        <w:rPr>
-          <w:rFonts w:hint="eastAsia"/>
-        </w:rPr>
-        <w:t xml:space="preserve">最高的模型</w:t>
+        <w:t xml:space="preserve">注意力变体的折间波动更大</w:t>
+      </w:r>
+      <w:r>
+        <w:t xml:space="preserve">。Attention U-Net </w:t>
+      </w:r>
+      <w:r>
+        <w:rPr>
+          <w:rFonts w:hint="eastAsia"/>
+        </w:rPr>
+        <w:t xml:space="preserve">的折间极差</w:t>
+      </w:r>
+      <w:r>
+        <w:t xml:space="preserve"> </w:t>
+      </w:r>
+      <w:r>
+        <w:rPr>
+          <w:rFonts w:hint="eastAsia"/>
+        </w:rPr>
+        <w:t xml:space="preserve">0.174（0.4467–0.6206，std</w:t>
+      </w:r>
+      <w:r>
+        <w:t xml:space="preserve"> </w:t>
+      </w:r>
+      <w:r>
+        <w:rPr>
+          <w:rFonts w:hint="eastAsia"/>
+        </w:rPr>
+        <w:t xml:space="preserve">0.068），</w:t>
+      </w:r>
+      <w:r>
+        <w:t xml:space="preserve"> </w:t>
+      </w:r>
+      <w:r>
+        <w:t xml:space="preserve">ResUNet </w:t>
+      </w:r>
+      <w:r>
+        <w:rPr>
+          <w:rFonts w:hint="eastAsia"/>
+        </w:rPr>
+        <w:t xml:space="preserve">只有</w:t>
+      </w:r>
+      <w:r>
+        <w:t xml:space="preserve"> </w:t>
+      </w:r>
+      <w:r>
+        <w:rPr>
+          <w:rFonts w:hint="eastAsia"/>
+        </w:rPr>
+        <w:t xml:space="preserve">0.091（0.5140–0.6054，std</w:t>
+      </w:r>
+      <w:r>
+        <w:t xml:space="preserve"> </w:t>
+      </w:r>
+      <w:r>
+        <w:rPr>
+          <w:rFonts w:hint="eastAsia"/>
+        </w:rPr>
+        <w:t xml:space="preserve">0.035）。结合主实验「Attention</w:t>
+      </w:r>
+      <w:r>
+        <w:t xml:space="preserve"> U-Net </w:t>
+      </w:r>
+      <w:r>
+        <w:rPr>
+          <w:rFonts w:hint="eastAsia"/>
+        </w:rPr>
+        <w:t xml:space="preserve">均值最高但</w:t>
       </w:r>
       <w:r>
         <w:t xml:space="preserve"> HD95 </w:t>
@@ -8541,24 +9137,31 @@
         <w:rPr>
           <w:rFonts w:hint="eastAsia"/>
         </w:rPr>
-        <w:t xml:space="preserve">未必最好，灵敏度与特异度天然此消彼长。</w:t>
-      </w:r>
-      <w:r>
-        <w:t xml:space="preserve"> </w:t>
-      </w:r>
-      <w:r>
-        <w:rPr>
-          <w:rFonts w:hint="eastAsia"/>
-        </w:rPr>
-        <w:t xml:space="preserve">选模型必须回到临床目标：</w:t>
-      </w:r>
-      <w:r>
-        <w:rPr>
-          <w:rFonts w:hint="eastAsia"/>
-          <w:b/>
-          <w:bCs/>
-        </w:rPr>
-        <w:t xml:space="preserve">优先保证不漏诊，再谈重合度</w:t>
+        <w:t xml:space="preserve">最差」，</w:t>
+      </w:r>
+      <w:r>
+        <w:t xml:space="preserve"> </w:t>
+      </w:r>
+      <w:r>
+        <w:rPr>
+          <w:rFonts w:hint="eastAsia"/>
+        </w:rPr>
+        <w:t xml:space="preserve">若以稳定性为优先，</w:t>
+      </w:r>
+      <w:r>
+        <w:rPr>
+          <w:b/>
+          <w:bCs/>
+        </w:rPr>
+        <w:t xml:space="preserve">ResUNet </w:t>
+      </w:r>
+      <w:r>
+        <w:rPr>
+          <w:rFonts w:hint="eastAsia"/>
+          <w:b/>
+          <w:bCs/>
+        </w:rPr>
+        <w:t xml:space="preserve">是更可预期的选择</w:t>
       </w:r>
       <w:r>
         <w:t xml:space="preserve">。</w:t>
@@ -8574,81 +9177,303 @@
       </w:pPr>
       <w:r>
         <w:rPr>
-          <w:rFonts w:hint="eastAsia"/>
-          <w:b/>
-          <w:bCs/>
-        </w:rPr>
-        <w:t xml:space="preserve">训练不稳定性不是理论问题</w:t>
+          <w:b/>
+          <w:bCs/>
+        </w:rPr>
+        <w:t xml:space="preserve">CV </w:t>
+      </w:r>
+      <w:r>
+        <w:rPr>
+          <w:rFonts w:hint="eastAsia"/>
+          <w:b/>
+          <w:bCs/>
+        </w:rPr>
+        <w:t xml:space="preserve">均值低于官方</w:t>
+      </w:r>
+      <w:r>
+        <w:rPr>
+          <w:b/>
+          <w:bCs/>
+        </w:rPr>
+        <w:t xml:space="preserve"> </w:t>
+      </w:r>
+      <w:r>
+        <w:rPr>
+          <w:rFonts w:hint="eastAsia"/>
+          <w:b/>
+          <w:bCs/>
+        </w:rPr>
+        <w:t xml:space="preserve">test（0.57</w:t>
+      </w:r>
+      <w:r>
+        <w:rPr>
+          <w:b/>
+          <w:bCs/>
+        </w:rPr>
+        <w:t xml:space="preserve"> vs </w:t>
+      </w:r>
+      <w:r>
+        <w:rPr>
+          <w:rFonts w:hint="eastAsia"/>
+          <w:b/>
+          <w:bCs/>
+        </w:rPr>
+        <w:t xml:space="preserve">0.61）</w:t>
+      </w:r>
+      <w:r>
+        <w:rPr>
+          <w:rFonts w:hint="eastAsia"/>
+        </w:rPr>
+        <w:t xml:space="preserve">，原因有二：每折训练集只有约</w:t>
+      </w:r>
+      <w:r>
+        <w:t xml:space="preserve"> 2,155 </w:t>
+      </w:r>
+      <w:r>
+        <w:rPr>
+          <w:rFonts w:hint="eastAsia"/>
+        </w:rPr>
+        <w:t xml:space="preserve">张（比主实验少</w:t>
+      </w:r>
+      <w:r>
+        <w:t xml:space="preserve"> </w:t>
+      </w:r>
+      <w:r>
+        <w:rPr>
+          <w:rFonts w:hint="eastAsia"/>
+        </w:rPr>
+        <w:t xml:space="preserve">17%），</w:t>
+      </w:r>
+      <w:r>
+        <w:t xml:space="preserve"> </w:t>
+      </w:r>
+      <w:r>
+        <w:rPr>
+          <w:rFonts w:hint="eastAsia"/>
+        </w:rPr>
+        <w:t xml:space="preserve">且留出折包含官方</w:t>
+      </w:r>
+      <w:r>
+        <w:t xml:space="preserve"> val </w:t>
+      </w:r>
+      <w:r>
+        <w:rPr>
+          <w:rFonts w:hint="eastAsia"/>
+        </w:rPr>
+        <w:t xml:space="preserve">的</w:t>
+      </w:r>
+      <w:r>
+        <w:t xml:space="preserve"> 100 </w:t>
+      </w:r>
+      <w:r>
+        <w:rPr>
+          <w:rFonts w:hint="eastAsia"/>
+        </w:rPr>
+        <w:t xml:space="preserve">张、分布与</w:t>
+      </w:r>
+      <w:r>
+        <w:t xml:space="preserve"> test </w:t>
+      </w:r>
+      <w:r>
+        <w:rPr>
+          <w:rFonts w:hint="eastAsia"/>
+        </w:rPr>
+        <w:t xml:space="preserve">不同。因此</w:t>
+      </w:r>
+      <w:r>
+        <w:t xml:space="preserve"> CV </w:t>
+      </w:r>
+      <w:r>
+        <w:rPr>
+          <w:rFonts w:hint="eastAsia"/>
+        </w:rPr>
+        <w:t xml:space="preserve">用于</w:t>
+      </w:r>
+      <w:r>
+        <w:rPr>
+          <w:rFonts w:hint="eastAsia"/>
+          <w:b/>
+          <w:bCs/>
+        </w:rPr>
+        <w:t xml:space="preserve">比较模型与稳定性</w:t>
+      </w:r>
+      <w:r>
+        <w:rPr>
+          <w:rFonts w:hint="eastAsia"/>
+        </w:rPr>
+        <w:t xml:space="preserve">，</w:t>
+      </w:r>
+      <w:r>
+        <w:t xml:space="preserve"> </w:t>
+      </w:r>
+      <w:r>
+        <w:rPr>
+          <w:rFonts w:hint="eastAsia"/>
+        </w:rPr>
+        <w:t xml:space="preserve">不与主表数值直接对齐。</w:t>
+      </w:r>
+    </w:p>
+    <w:p>
+      <w:pPr>
+        <w:pStyle w:val="Compact"/>
+        <w:numPr>
+          <w:ilvl w:val="0"/>
+          <w:numId w:val="1007"/>
+        </w:numPr>
+      </w:pPr>
+      <w:r>
+        <w:rPr>
+          <w:rFonts w:hint="eastAsia"/>
+          <w:b/>
+          <w:bCs/>
+        </w:rPr>
+        <w:t xml:space="preserve">数据划分的影响大于随机种子</w:t>
+      </w:r>
+      <w:r>
+        <w:rPr>
+          <w:rFonts w:hint="eastAsia"/>
+        </w:rPr>
+        <w:t xml:space="preserve">：主实验</w:t>
+      </w:r>
+      <w:r>
+        <w:t xml:space="preserve"> 3 </w:t>
+      </w:r>
+      <w:r>
+        <w:rPr>
+          <w:rFonts w:hint="eastAsia"/>
+        </w:rPr>
+        <w:t xml:space="preserve">个种子的标准差约</w:t>
+      </w:r>
+      <w:r>
+        <w:t xml:space="preserve"> </w:t>
+      </w:r>
+      <w:r>
+        <w:rPr>
+          <w:rFonts w:hint="eastAsia"/>
+        </w:rPr>
+        <w:t xml:space="preserve">0.015–0.022，而五折的折间标准差</w:t>
+      </w:r>
+      <w:r>
+        <w:t xml:space="preserve"> </w:t>
+      </w:r>
+      <w:r>
+        <w:rPr>
+          <w:rFonts w:hint="eastAsia"/>
+        </w:rPr>
+        <w:t xml:space="preserve">0.035–0.068。这进一步支持「差异小于</w:t>
+      </w:r>
+      <w:r>
+        <w:t xml:space="preserve"> 0.5 </w:t>
+      </w:r>
+      <w:r>
+        <w:rPr>
+          <w:rFonts w:hint="eastAsia"/>
+        </w:rPr>
+        <w:t xml:space="preserve">点时不应宣称优劣」的纪律。</w:t>
+      </w:r>
+    </w:p>
+    <w:p>
+      <w:pPr>
+        <w:pStyle w:val="BlockText"/>
+      </w:pPr>
+      <w:r>
+        <w:rPr>
+          <w:rFonts w:hint="eastAsia"/>
+        </w:rPr>
+        <w:t xml:space="preserve">数据源：</w:t>
+      </w:r>
+      <w:r>
+        <w:rPr>
+          <w:rStyle w:val="VerbatimChar"/>
+        </w:rPr>
+        <w:t xml:space="preserve">reports/cv_results.md</w:t>
+      </w:r>
+      <w:r>
+        <w:t xml:space="preserve">、</w:t>
+      </w:r>
+      <w:r>
+        <w:rPr>
+          <w:rStyle w:val="VerbatimChar"/>
+        </w:rPr>
+        <w:t xml:space="preserve">outputs/cv_results.json</w:t>
+      </w:r>
+      <w:r>
+        <w:t xml:space="preserve">、</w:t>
+      </w:r>
+      <w:r>
+        <w:rPr>
+          <w:rStyle w:val="VerbatimChar"/>
+        </w:rPr>
+        <w:t xml:space="preserve">outputs/logs/eval_cv_*_fold*.json</w:t>
       </w:r>
       <w:r>
         <w:t xml:space="preserve">。</w:t>
       </w:r>
       <w:r>
+        <w:t xml:space="preserve"> </w:t>
+      </w:r>
+      <w:r>
+        <w:rPr>
+          <w:rFonts w:hint="eastAsia"/>
+        </w:rPr>
+        <w:t xml:space="preserve">复现：</w:t>
+      </w:r>
+      <w:r>
         <w:rPr>
           <w:rStyle w:val="VerbatimChar"/>
         </w:rPr>
-        <w:t xml:space="preserve">attn_unet_s2026</w:t>
-      </w:r>
-      <w:r>
-        <w:t xml:space="preserve"> </w:t>
-      </w:r>
-      <w:r>
-        <w:rPr>
-          <w:rFonts w:hint="eastAsia"/>
-        </w:rPr>
-        <w:t xml:space="preserve">的真实发散轨迹（0.609</w:t>
-      </w:r>
-      <w:r>
-        <w:t xml:space="preserve"> → </w:t>
-      </w:r>
-      <w:r>
-        <w:rPr>
-          <w:rFonts w:hint="eastAsia"/>
-        </w:rPr>
-        <w:t xml:space="preserve">0.010）说明：</w:t>
-      </w:r>
-      <w:r>
-        <w:t xml:space="preserve"> </w:t>
-      </w:r>
-      <w:r>
-        <w:rPr>
-          <w:rFonts w:hint="eastAsia"/>
-        </w:rPr>
-        <w:t xml:space="preserve">在小预算下，一次发散就没有足够的</w:t>
-      </w:r>
-      <w:r>
-        <w:t xml:space="preserve"> epoch </w:t>
-      </w:r>
-      <w:r>
-        <w:rPr>
-          <w:rFonts w:hint="eastAsia"/>
-        </w:rPr>
-        <w:t xml:space="preserve">拉回来——分段</w:t>
-      </w:r>
-      <w:r>
-        <w:t xml:space="preserve"> checkpoint + </w:t>
-      </w:r>
-      <w:r>
-        <w:rPr>
-          <w:rFonts w:hint="eastAsia"/>
-        </w:rPr>
-        <w:t xml:space="preserve">多种子报告不是形式主义，而是安全网。</w:t>
+        <w:t xml:space="preserve">python src/run_cv.py</w:t>
+      </w:r>
+      <w:r>
+        <w:rPr>
+          <w:rFonts w:hint="eastAsia"/>
+        </w:rPr>
+        <w:t xml:space="preserve">（自动分段续跑，约</w:t>
+      </w:r>
+      <w:r>
+        <w:t xml:space="preserve"> 10–15 </w:t>
+      </w:r>
+      <w:r>
+        <w:rPr>
+          <w:rFonts w:hint="eastAsia"/>
+        </w:rPr>
+        <w:t xml:space="preserve">小时）。</w:t>
       </w:r>
     </w:p>
+    <w:p>
+      <w:r>
+        <w:pict>
+          <v:rect style="width:0;height:1.5pt" o:hralign="center" o:hrstd="t" o:hr="t"/>
+        </w:pict>
+      </w:r>
+    </w:p>
+    <w:bookmarkEnd w:id="45"/>
     <w:bookmarkEnd w:id="46"/>
-    <w:bookmarkStart w:id="47" w:name="缺点与限制实验证实了哪些不足"/>
+    <w:bookmarkStart w:id="50" w:name="六总结"/>
     <w:p>
       <w:pPr>
+        <w:pStyle w:val="Heading2"/>
+      </w:pPr>
+      <w:r>
+        <w:rPr>
+          <w:rFonts w:hint="eastAsia"/>
+        </w:rPr>
+        <w:t xml:space="preserve">六、总结</w:t>
+      </w:r>
+    </w:p>
+    <w:bookmarkStart w:id="47" w:name="我们学到了什么"/>
+    <w:p>
+      <w:pPr>
         <w:pStyle w:val="Heading3"/>
       </w:pPr>
       <w:r>
-        <w:t xml:space="preserve">6.2 </w:t>
-      </w:r>
-      <w:r>
-        <w:rPr>
-          <w:rFonts w:hint="eastAsia"/>
-        </w:rPr>
-        <w:t xml:space="preserve">缺点与限制（实验证实了哪些不足）</w:t>
+        <w:t xml:space="preserve">6.1 </w:t>
+      </w:r>
+      <w:r>
+        <w:rPr>
+          <w:rFonts w:hint="eastAsia"/>
+        </w:rPr>
+        <w:t xml:space="preserve">我们学到了什么</w:t>
       </w:r>
     </w:p>
     <w:p>
@@ -8665,16 +9490,165 @@
           <w:b/>
           <w:bCs/>
         </w:rPr>
-        <w:t xml:space="preserve">欠训练</w:t>
-      </w:r>
-      <w:r>
-        <w:rPr>
-          <w:rFonts w:hint="eastAsia"/>
-        </w:rPr>
-        <w:t xml:space="preserve">：训练与验证损失在第</w:t>
-      </w:r>
-      <w:r>
-        <w:t xml:space="preserve"> 6–8 </w:t>
+        <w:t xml:space="preserve">结构创新的边际收益，在小数据</w:t>
+      </w:r>
+      <w:r>
+        <w:rPr>
+          <w:b/>
+          <w:bCs/>
+        </w:rPr>
+        <w:t xml:space="preserve"> + </w:t>
+      </w:r>
+      <w:r>
+        <w:rPr>
+          <w:rFonts w:hint="eastAsia"/>
+          <w:b/>
+          <w:bCs/>
+        </w:rPr>
+        <w:t xml:space="preserve">小预算下被噪声淹没</w:t>
+      </w:r>
+      <w:r>
+        <w:t xml:space="preserve">。ResUNet </w:t>
+      </w:r>
+      <w:r>
+        <w:rPr>
+          <w:rFonts w:hint="eastAsia"/>
+        </w:rPr>
+        <w:t xml:space="preserve">与</w:t>
+      </w:r>
+      <w:r>
+        <w:t xml:space="preserve"> Attention U-Net </w:t>
+      </w:r>
+      <w:r>
+        <w:rPr>
+          <w:rFonts w:hint="eastAsia"/>
+        </w:rPr>
+        <w:t xml:space="preserve">的改进方向都是对的</w:t>
+      </w:r>
+      <w:r>
+        <w:t xml:space="preserve"> </w:t>
+      </w:r>
+      <w:r>
+        <w:rPr>
+          <w:rFonts w:hint="eastAsia"/>
+        </w:rPr>
+        <w:t xml:space="preserve">（残差缓解梯度、注意力抑制背景），但在</w:t>
+      </w:r>
+      <w:r>
+        <w:t xml:space="preserve"> 2,594 </w:t>
+      </w:r>
+      <w:r>
+        <w:rPr>
+          <w:rFonts w:hint="eastAsia"/>
+        </w:rPr>
+        <w:t xml:space="preserve">张图、12</w:t>
+      </w:r>
+      <w:r>
+        <w:t xml:space="preserve"> epoch </w:t>
+      </w:r>
+      <w:r>
+        <w:rPr>
+          <w:rFonts w:hint="eastAsia"/>
+        </w:rPr>
+        <w:t xml:space="preserve">的预算下，+0.014</w:t>
+      </w:r>
+      <w:r>
+        <w:t xml:space="preserve"> </w:t>
+      </w:r>
+      <w:r>
+        <w:rPr>
+          <w:rFonts w:hint="eastAsia"/>
+        </w:rPr>
+        <w:t xml:space="preserve">的</w:t>
+      </w:r>
+      <w:r>
+        <w:t xml:space="preserve"> Dice </w:t>
+      </w:r>
+      <w:r>
+        <w:rPr>
+          <w:rFonts w:hint="eastAsia"/>
+        </w:rPr>
+        <w:t xml:space="preserve">提升小于种子标准差。</w:t>
+      </w:r>
+      <w:r>
+        <w:t xml:space="preserve"> </w:t>
+      </w:r>
+      <w:r>
+        <w:rPr>
+          <w:rFonts w:hint="eastAsia"/>
+          <w:b/>
+          <w:bCs/>
+        </w:rPr>
+        <w:t xml:space="preserve">在没有跑够预算之前，用单种子结果宣称「模型</w:t>
+      </w:r>
+      <w:r>
+        <w:rPr>
+          <w:b/>
+          <w:bCs/>
+        </w:rPr>
+        <w:t xml:space="preserve"> A </w:t>
+      </w:r>
+      <w:r>
+        <w:rPr>
+          <w:rFonts w:hint="eastAsia"/>
+          <w:b/>
+          <w:bCs/>
+        </w:rPr>
+        <w:t xml:space="preserve">优于</w:t>
+      </w:r>
+      <w:r>
+        <w:rPr>
+          <w:b/>
+          <w:bCs/>
+        </w:rPr>
+        <w:t xml:space="preserve"> </w:t>
+      </w:r>
+      <w:r>
+        <w:rPr>
+          <w:rFonts w:hint="eastAsia"/>
+          <w:b/>
+          <w:bCs/>
+        </w:rPr>
+        <w:t xml:space="preserve">B」是不负责任的。</w:t>
+      </w:r>
+      <w:r>
+        <w:t xml:space="preserve"> </w:t>
+      </w:r>
+      <w:r>
+        <w:rPr>
+          <w:rFonts w:hint="eastAsia"/>
+        </w:rPr>
+        <w:t xml:space="preserve">消融把同一逻辑推到超参数层：固定</w:t>
+      </w:r>
+      <w:r>
+        <w:t xml:space="preserve"> 12 epoch </w:t>
+      </w:r>
+      <w:r>
+        <w:rPr>
+          <w:rFonts w:hint="eastAsia"/>
+        </w:rPr>
+        <w:t xml:space="preserve">时</w:t>
+      </w:r>
+      <w:r>
+        <w:t xml:space="preserve"> 192 </w:t>
+      </w:r>
+      <w:r>
+        <w:rPr>
+          <w:rFonts w:hint="eastAsia"/>
+        </w:rPr>
+        <w:t xml:space="preserve">分辨率比</w:t>
+      </w:r>
+      <w:r>
+        <w:t xml:space="preserve"> 384 </w:t>
+      </w:r>
+      <w:r>
+        <w:rPr>
+          <w:rFonts w:hint="eastAsia"/>
+        </w:rPr>
+        <w:t xml:space="preserve">高</w:t>
+      </w:r>
+      <w:r>
+        <w:t xml:space="preserve"> 16.4 </w:t>
       </w:r>
       <w:r>
         <w:rPr>
@@ -8683,48 +9657,72 @@
         <w:t xml:space="preserve">个</w:t>
       </w:r>
       <w:r>
+        <w:t xml:space="preserve"> Dice </w:t>
+      </w:r>
+      <w:r>
+        <w:rPr>
+          <w:rFonts w:hint="eastAsia"/>
+        </w:rPr>
+        <w:t xml:space="preserve">点，</w:t>
+      </w:r>
+      <w:r>
+        <w:t xml:space="preserve"> </w:t>
+      </w:r>
+      <w:r>
+        <w:rPr>
+          <w:rFonts w:hint="eastAsia"/>
+        </w:rPr>
+        <w:t xml:space="preserve">而两者单</w:t>
+      </w:r>
+      <w:r>
         <w:t xml:space="preserve"> epoch </w:t>
       </w:r>
       <w:r>
         <w:rPr>
           <w:rFonts w:hint="eastAsia"/>
         </w:rPr>
-        <w:t xml:space="preserve">后同步进入平台期，未出现过拟合，说明模型容量尚未被用满；</w:t>
-      </w:r>
-      <w:r>
-        <w:t xml:space="preserve"> </w:t>
-      </w:r>
-      <w:r>
-        <w:t xml:space="preserve">Dice 0.59–0.61 </w:t>
-      </w:r>
-      <w:r>
-        <w:rPr>
-          <w:rFonts w:hint="eastAsia"/>
-        </w:rPr>
-        <w:t xml:space="preserve">显著低于文献的</w:t>
-      </w:r>
-      <w:r>
-        <w:t xml:space="preserve"> </w:t>
-      </w:r>
-      <w:r>
-        <w:rPr>
-          <w:rFonts w:hint="eastAsia"/>
-        </w:rPr>
-        <w:t xml:space="preserve">0.75–0.85，</w:t>
-      </w:r>
-      <w:r>
-        <w:rPr>
-          <w:rFonts w:hint="eastAsia"/>
-          <w:b/>
-          <w:bCs/>
-        </w:rPr>
-        <w:t xml:space="preserve">主要差距来自训练轮数而非结构</w:t>
-      </w:r>
-      <w:r>
-        <w:rPr>
-          <w:rFonts w:hint="eastAsia"/>
-        </w:rPr>
-        <w:t xml:space="preserve">；</w:t>
+        <w:t xml:space="preserve">耗时相差</w:t>
+      </w:r>
+      <w:r>
+        <w:t xml:space="preserve"> 3.3 </w:t>
+      </w:r>
+      <w:r>
+        <w:rPr>
+          <w:rFonts w:hint="eastAsia"/>
+        </w:rPr>
+        <w:t xml:space="preserve">倍——差距来自「收敛了多少」，不是「表示能力有多强」。</w:t>
+      </w:r>
+      <w:r>
+        <w:t xml:space="preserve"> </w:t>
+      </w:r>
+      <w:r>
+        <w:rPr>
+          <w:rFonts w:hint="eastAsia"/>
+        </w:rPr>
+        <w:t xml:space="preserve">五折</w:t>
+      </w:r>
+      <w:r>
+        <w:t xml:space="preserve"> CV </w:t>
+      </w:r>
+      <w:r>
+        <w:rPr>
+          <w:rFonts w:hint="eastAsia"/>
+        </w:rPr>
+        <w:t xml:space="preserve">进一步显示：折间标准差（0.035–0.068）大于种子标准差（0.015–0.022），</w:t>
+      </w:r>
+      <w:r>
+        <w:t xml:space="preserve"> </w:t>
+      </w:r>
+      <w:r>
+        <w:rPr>
+          <w:rFonts w:hint="eastAsia"/>
+          <w:b/>
+          <w:bCs/>
+        </w:rPr>
+        <w:t xml:space="preserve">仅换一次数据划分就能造成比模型差异更大的波动</w:t>
+      </w:r>
+      <w:r>
+        <w:t xml:space="preserve">。</w:t>
       </w:r>
     </w:p>
     <w:p>
@@ -8741,22 +9739,45 @@
           <w:b/>
           <w:bCs/>
         </w:rPr>
-        <w:t xml:space="preserve">消融只做了单种子</w:t>
-      </w:r>
-      <w:r>
-        <w:rPr>
-          <w:rFonts w:hint="eastAsia"/>
-        </w:rPr>
-        <w:t xml:space="preserve">：三组对照的每个设置仅种子</w:t>
-      </w:r>
-      <w:r>
-        <w:t xml:space="preserve"> </w:t>
-      </w:r>
-      <w:r>
-        <w:rPr>
-          <w:rFonts w:hint="eastAsia"/>
-        </w:rPr>
-        <w:t xml:space="preserve">42，方向与幅度可参考，但不能替代多种子显著性检验；</w:t>
+        <w:t xml:space="preserve">指标之间会打架</w:t>
+      </w:r>
+      <w:r>
+        <w:t xml:space="preserve">。Dice </w:t>
+      </w:r>
+      <w:r>
+        <w:rPr>
+          <w:rFonts w:hint="eastAsia"/>
+        </w:rPr>
+        <w:t xml:space="preserve">最高的模型</w:t>
+      </w:r>
+      <w:r>
+        <w:t xml:space="preserve"> HD95 </w:t>
+      </w:r>
+      <w:r>
+        <w:rPr>
+          <w:rFonts w:hint="eastAsia"/>
+        </w:rPr>
+        <w:t xml:space="preserve">未必最好，灵敏度与特异度天然此消彼长。</w:t>
+      </w:r>
+      <w:r>
+        <w:t xml:space="preserve"> </w:t>
+      </w:r>
+      <w:r>
+        <w:rPr>
+          <w:rFonts w:hint="eastAsia"/>
+        </w:rPr>
+        <w:t xml:space="preserve">选模型必须回到临床目标：</w:t>
+      </w:r>
+      <w:r>
+        <w:rPr>
+          <w:rFonts w:hint="eastAsia"/>
+          <w:b/>
+          <w:bCs/>
+        </w:rPr>
+        <w:t xml:space="preserve">优先保证不漏诊，再谈重合度</w:t>
+      </w:r>
+      <w:r>
+        <w:t xml:space="preserve">。</w:t>
       </w:r>
     </w:p>
     <w:p>
@@ -8769,165 +9790,81 @@
       </w:pPr>
       <w:r>
         <w:rPr>
-          <w:b/>
-          <w:bCs/>
-        </w:rPr>
-        <w:t xml:space="preserve">384 </w:t>
-      </w:r>
-      <w:r>
-        <w:rPr>
-          <w:rFonts w:hint="eastAsia"/>
-          <w:b/>
-          <w:bCs/>
-        </w:rPr>
-        <w:t xml:space="preserve">分辨率未充分收敛</w:t>
-      </w:r>
-      <w:r>
-        <w:rPr>
-          <w:rFonts w:hint="eastAsia"/>
-        </w:rPr>
-        <w:t xml:space="preserve">：固定</w:t>
-      </w:r>
-      <w:r>
-        <w:t xml:space="preserve"> 12 epoch </w:t>
-      </w:r>
-      <w:r>
-        <w:rPr>
-          <w:rFonts w:hint="eastAsia"/>
-        </w:rPr>
-        <w:t xml:space="preserve">下它只跑到最佳</w:t>
-      </w:r>
-      <w:r>
-        <w:t xml:space="preserve"> epoch 7 </w:t>
-      </w:r>
-      <w:r>
-        <w:rPr>
-          <w:rFonts w:hint="eastAsia"/>
-        </w:rPr>
-        <w:t xml:space="preserve">就被早停，0.476</w:t>
-      </w:r>
-      <w:r>
-        <w:t xml:space="preserve"> </w:t>
-      </w:r>
-      <w:r>
-        <w:rPr>
-          <w:rFonts w:hint="eastAsia"/>
-        </w:rPr>
-        <w:t xml:space="preserve">不能解释为「384</w:t>
-      </w:r>
-      <w:r>
-        <w:t xml:space="preserve"> </w:t>
-      </w:r>
-      <w:r>
-        <w:rPr>
-          <w:rFonts w:hint="eastAsia"/>
-        </w:rPr>
-        <w:t xml:space="preserve">本身更差」；</w:t>
-      </w:r>
-    </w:p>
-    <w:p>
-      <w:pPr>
-        <w:pStyle w:val="Compact"/>
-        <w:numPr>
-          <w:ilvl w:val="0"/>
-          <w:numId w:val="1008"/>
-        </w:numPr>
-      </w:pPr>
-      <w:r>
-        <w:rPr>
-          <w:rFonts w:hint="eastAsia"/>
-          <w:b/>
-          <w:bCs/>
-        </w:rPr>
-        <w:t xml:space="preserve">未做五折交叉验证</w:t>
-      </w:r>
-      <w:r>
-        <w:rPr>
-          <w:rFonts w:hint="eastAsia"/>
-        </w:rPr>
-        <w:t xml:space="preserve">：验证集仅</w:t>
-      </w:r>
-      <w:r>
-        <w:t xml:space="preserve"> 100 </w:t>
-      </w:r>
-      <w:r>
-        <w:rPr>
-          <w:rFonts w:hint="eastAsia"/>
-        </w:rPr>
-        <w:t xml:space="preserve">张，均值</w:t>
-      </w:r>
-      <w:r>
-        <w:t xml:space="preserve"> ± </w:t>
-      </w:r>
-      <w:r>
-        <w:rPr>
-          <w:rFonts w:hint="eastAsia"/>
-        </w:rPr>
-        <w:t xml:space="preserve">标准差的可信区间较宽；</w:t>
-      </w:r>
-    </w:p>
-    <w:p>
-      <w:pPr>
-        <w:pStyle w:val="Compact"/>
-        <w:numPr>
-          <w:ilvl w:val="0"/>
-          <w:numId w:val="1008"/>
-        </w:numPr>
-      </w:pPr>
-      <w:r>
-        <w:rPr>
-          <w:b/>
-          <w:bCs/>
-        </w:rPr>
-        <w:t xml:space="preserve">HD95 </w:t>
-      </w:r>
-      <w:r>
-        <w:rPr>
-          <w:rFonts w:hint="eastAsia"/>
-          <w:b/>
-          <w:bCs/>
-        </w:rPr>
-        <w:t xml:space="preserve">口径</w:t>
-      </w:r>
-      <w:r>
-        <w:rPr>
-          <w:rFonts w:hint="eastAsia"/>
-        </w:rPr>
-        <w:t xml:space="preserve">：在</w:t>
-      </w:r>
-      <w:r>
-        <w:t xml:space="preserve"> 256×256 </w:t>
-      </w:r>
-      <w:r>
-        <w:rPr>
-          <w:rFonts w:hint="eastAsia"/>
-        </w:rPr>
-        <w:t xml:space="preserve">分辨率下计算，数值无法与</w:t>
-      </w:r>
-      <w:r>
-        <w:t xml:space="preserve"> 512×512 </w:t>
-      </w:r>
-      <w:r>
-        <w:rPr>
-          <w:rFonts w:hint="eastAsia"/>
-        </w:rPr>
-        <w:t xml:space="preserve">口径的文献直接比较。</w:t>
+          <w:rFonts w:hint="eastAsia"/>
+          <w:b/>
+          <w:bCs/>
+        </w:rPr>
+        <w:t xml:space="preserve">训练不稳定性不是理论问题</w:t>
+      </w:r>
+      <w:r>
+        <w:t xml:space="preserve">。</w:t>
+      </w:r>
+      <w:r>
+        <w:rPr>
+          <w:rStyle w:val="VerbatimChar"/>
+        </w:rPr>
+        <w:t xml:space="preserve">attn_unet_s2026</w:t>
+      </w:r>
+      <w:r>
+        <w:t xml:space="preserve"> </w:t>
+      </w:r>
+      <w:r>
+        <w:rPr>
+          <w:rFonts w:hint="eastAsia"/>
+        </w:rPr>
+        <w:t xml:space="preserve">的真实发散轨迹（0.609</w:t>
+      </w:r>
+      <w:r>
+        <w:t xml:space="preserve"> → </w:t>
+      </w:r>
+      <w:r>
+        <w:rPr>
+          <w:rFonts w:hint="eastAsia"/>
+        </w:rPr>
+        <w:t xml:space="preserve">0.010）说明：</w:t>
+      </w:r>
+      <w:r>
+        <w:t xml:space="preserve"> </w:t>
+      </w:r>
+      <w:r>
+        <w:rPr>
+          <w:rFonts w:hint="eastAsia"/>
+        </w:rPr>
+        <w:t xml:space="preserve">在小预算下，一次发散就没有足够的</w:t>
+      </w:r>
+      <w:r>
+        <w:t xml:space="preserve"> epoch </w:t>
+      </w:r>
+      <w:r>
+        <w:rPr>
+          <w:rFonts w:hint="eastAsia"/>
+        </w:rPr>
+        <w:t xml:space="preserve">拉回来——分段</w:t>
+      </w:r>
+      <w:r>
+        <w:t xml:space="preserve"> checkpoint + </w:t>
+      </w:r>
+      <w:r>
+        <w:rPr>
+          <w:rFonts w:hint="eastAsia"/>
+        </w:rPr>
+        <w:t xml:space="preserve">多种子报告不是形式主义，而是安全网。</w:t>
       </w:r>
     </w:p>
     <w:bookmarkEnd w:id="47"/>
-    <w:bookmarkStart w:id="48" w:name="下一步"/>
+    <w:bookmarkStart w:id="48" w:name="缺点与限制实验证实了哪些不足"/>
     <w:p>
       <w:pPr>
         <w:pStyle w:val="Heading3"/>
       </w:pPr>
       <w:r>
-        <w:t xml:space="preserve">6.3 </w:t>
-      </w:r>
-      <w:r>
-        <w:rPr>
-          <w:rFonts w:hint="eastAsia"/>
-        </w:rPr>
-        <w:t xml:space="preserve">下一步</w:t>
+        <w:t xml:space="preserve">6.2 </w:t>
+      </w:r>
+      <w:r>
+        <w:rPr>
+          <w:rFonts w:hint="eastAsia"/>
+        </w:rPr>
+        <w:t xml:space="preserve">缺点与限制（实验证实了哪些不足）</w:t>
       </w:r>
     </w:p>
     <w:p>
@@ -8941,44 +9878,69 @@
       <w:r>
         <w:rPr>
           <w:rFonts w:hint="eastAsia"/>
-        </w:rPr>
-        <w:t xml:space="preserve">对</w:t>
-      </w:r>
-      <w:r>
-        <w:t xml:space="preserve"> 192/256 </w:t>
-      </w:r>
-      <w:r>
-        <w:rPr>
-          <w:rFonts w:hint="eastAsia"/>
-        </w:rPr>
-        <w:t xml:space="preserve">与三种注意力位置补</w:t>
-      </w:r>
-      <w:r>
-        <w:t xml:space="preserve"> 3 </w:t>
-      </w:r>
-      <w:r>
-        <w:rPr>
-          <w:rFonts w:hint="eastAsia"/>
-        </w:rPr>
-        <w:t xml:space="preserve">种子复现（约</w:t>
-      </w:r>
-      <w:r>
-        <w:t xml:space="preserve"> 12 </w:t>
-      </w:r>
-      <w:r>
-        <w:rPr>
-          <w:rFonts w:hint="eastAsia"/>
-        </w:rPr>
-        <w:t xml:space="preserve">小时），检验消融结论的稳定性；再做五折交叉验证（仅最佳</w:t>
-      </w:r>
-      <w:r>
-        <w:t xml:space="preserve"> 2 </w:t>
-      </w:r>
-      <w:r>
-        <w:rPr>
-          <w:rFonts w:hint="eastAsia"/>
-        </w:rPr>
-        <w:t xml:space="preserve">组超参）；</w:t>
+          <w:b/>
+          <w:bCs/>
+        </w:rPr>
+        <w:t xml:space="preserve">欠训练</w:t>
+      </w:r>
+      <w:r>
+        <w:rPr>
+          <w:rFonts w:hint="eastAsia"/>
+        </w:rPr>
+        <w:t xml:space="preserve">：训练与验证损失在第</w:t>
+      </w:r>
+      <w:r>
+        <w:t xml:space="preserve"> 6–8 </w:t>
+      </w:r>
+      <w:r>
+        <w:rPr>
+          <w:rFonts w:hint="eastAsia"/>
+        </w:rPr>
+        <w:t xml:space="preserve">个</w:t>
+      </w:r>
+      <w:r>
+        <w:t xml:space="preserve"> epoch </w:t>
+      </w:r>
+      <w:r>
+        <w:rPr>
+          <w:rFonts w:hint="eastAsia"/>
+        </w:rPr>
+        <w:t xml:space="preserve">后同步进入平台期，未出现过拟合，说明模型容量尚未被用满；</w:t>
+      </w:r>
+      <w:r>
+        <w:t xml:space="preserve"> </w:t>
+      </w:r>
+      <w:r>
+        <w:t xml:space="preserve">Dice 0.59–0.61 </w:t>
+      </w:r>
+      <w:r>
+        <w:rPr>
+          <w:rFonts w:hint="eastAsia"/>
+        </w:rPr>
+        <w:t xml:space="preserve">显著低于文献的</w:t>
+      </w:r>
+      <w:r>
+        <w:t xml:space="preserve"> </w:t>
+      </w:r>
+      <w:r>
+        <w:rPr>
+          <w:rFonts w:hint="eastAsia"/>
+        </w:rPr>
+        <w:t xml:space="preserve">0.75–0.85，</w:t>
+      </w:r>
+      <w:r>
+        <w:rPr>
+          <w:rFonts w:hint="eastAsia"/>
+          <w:b/>
+          <w:bCs/>
+        </w:rPr>
+        <w:t xml:space="preserve">主要差距来自训练轮数而非结构</w:t>
+      </w:r>
+      <w:r>
+        <w:rPr>
+          <w:rFonts w:hint="eastAsia"/>
+        </w:rPr>
+        <w:t xml:space="preserve">；</w:t>
       </w:r>
     </w:p>
     <w:p>
@@ -8992,44 +9954,25 @@
       <w:r>
         <w:rPr>
           <w:rFonts w:hint="eastAsia"/>
-        </w:rPr>
-        <w:t xml:space="preserve">把</w:t>
-      </w:r>
-      <w:r>
-        <w:t xml:space="preserve"> epoch </w:t>
-      </w:r>
-      <w:r>
-        <w:rPr>
-          <w:rFonts w:hint="eastAsia"/>
-        </w:rPr>
-        <w:t xml:space="preserve">提到</w:t>
-      </w:r>
-      <w:r>
-        <w:t xml:space="preserve"> 30 </w:t>
-      </w:r>
-      <w:r>
-        <w:rPr>
-          <w:rFonts w:hint="eastAsia"/>
-        </w:rPr>
-        <w:t xml:space="preserve">并开启更强的学习率</w:t>
-      </w:r>
-      <w:r>
-        <w:t xml:space="preserve"> </w:t>
-      </w:r>
-      <w:r>
-        <w:rPr>
-          <w:rFonts w:hint="eastAsia"/>
-        </w:rPr>
-        <w:t xml:space="preserve">warmup（约</w:t>
-      </w:r>
-      <w:r>
-        <w:t xml:space="preserve"> 25 </w:t>
-      </w:r>
-      <w:r>
-        <w:rPr>
-          <w:rFonts w:hint="eastAsia"/>
-        </w:rPr>
-        <w:t xml:space="preserve">小时，分段跑），验证「欠训练」判断；</w:t>
+          <w:b/>
+          <w:bCs/>
+        </w:rPr>
+        <w:t xml:space="preserve">消融只做了单种子</w:t>
+      </w:r>
+      <w:r>
+        <w:rPr>
+          <w:rFonts w:hint="eastAsia"/>
+        </w:rPr>
+        <w:t xml:space="preserve">：三组对照的每个设置仅种子</w:t>
+      </w:r>
+      <w:r>
+        <w:t xml:space="preserve"> </w:t>
+      </w:r>
+      <w:r>
+        <w:rPr>
+          <w:rFonts w:hint="eastAsia"/>
+        </w:rPr>
+        <w:t xml:space="preserve">42，方向与幅度可参考，但不能替代多种子显著性检验；</w:t>
       </w:r>
     </w:p>
     <w:p>
@@ -9042,6 +9985,321 @@
       </w:pPr>
       <w:r>
         <w:rPr>
+          <w:b/>
+          <w:bCs/>
+        </w:rPr>
+        <w:t xml:space="preserve">384 </w:t>
+      </w:r>
+      <w:r>
+        <w:rPr>
+          <w:rFonts w:hint="eastAsia"/>
+          <w:b/>
+          <w:bCs/>
+        </w:rPr>
+        <w:t xml:space="preserve">分辨率未充分收敛</w:t>
+      </w:r>
+      <w:r>
+        <w:rPr>
+          <w:rFonts w:hint="eastAsia"/>
+        </w:rPr>
+        <w:t xml:space="preserve">：固定</w:t>
+      </w:r>
+      <w:r>
+        <w:t xml:space="preserve"> 12 epoch </w:t>
+      </w:r>
+      <w:r>
+        <w:rPr>
+          <w:rFonts w:hint="eastAsia"/>
+        </w:rPr>
+        <w:t xml:space="preserve">下它只跑到最佳</w:t>
+      </w:r>
+      <w:r>
+        <w:t xml:space="preserve"> epoch 7 </w:t>
+      </w:r>
+      <w:r>
+        <w:rPr>
+          <w:rFonts w:hint="eastAsia"/>
+        </w:rPr>
+        <w:t xml:space="preserve">就被早停，0.476</w:t>
+      </w:r>
+      <w:r>
+        <w:t xml:space="preserve"> </w:t>
+      </w:r>
+      <w:r>
+        <w:rPr>
+          <w:rFonts w:hint="eastAsia"/>
+        </w:rPr>
+        <w:t xml:space="preserve">不能解释为「384</w:t>
+      </w:r>
+      <w:r>
+        <w:t xml:space="preserve"> </w:t>
+      </w:r>
+      <w:r>
+        <w:rPr>
+          <w:rFonts w:hint="eastAsia"/>
+        </w:rPr>
+        <w:t xml:space="preserve">本身更差」；</w:t>
+      </w:r>
+    </w:p>
+    <w:p>
+      <w:pPr>
+        <w:pStyle w:val="Compact"/>
+        <w:numPr>
+          <w:ilvl w:val="0"/>
+          <w:numId w:val="1009"/>
+        </w:numPr>
+      </w:pPr>
+      <w:r>
+        <w:rPr>
+          <w:rFonts w:hint="eastAsia"/>
+          <w:b/>
+          <w:bCs/>
+        </w:rPr>
+        <w:t xml:space="preserve">五折</w:t>
+      </w:r>
+      <w:r>
+        <w:rPr>
+          <w:b/>
+          <w:bCs/>
+        </w:rPr>
+        <w:t xml:space="preserve"> CV </w:t>
+      </w:r>
+      <w:r>
+        <w:rPr>
+          <w:rFonts w:hint="eastAsia"/>
+          <w:b/>
+          <w:bCs/>
+        </w:rPr>
+        <w:t xml:space="preserve">的每折训练集更小</w:t>
+      </w:r>
+      <w:r>
+        <w:rPr>
+          <w:rFonts w:hint="eastAsia"/>
+        </w:rPr>
+        <w:t xml:space="preserve">：合并</w:t>
+      </w:r>
+      <w:r>
+        <w:t xml:space="preserve"> train+val </w:t>
+      </w:r>
+      <w:r>
+        <w:rPr>
+          <w:rFonts w:hint="eastAsia"/>
+        </w:rPr>
+        <w:t xml:space="preserve">后每折约</w:t>
+      </w:r>
+      <w:r>
+        <w:t xml:space="preserve"> 2,155 </w:t>
+      </w:r>
+      <w:r>
+        <w:rPr>
+          <w:rFonts w:hint="eastAsia"/>
+        </w:rPr>
+        <w:t xml:space="preserve">张（主实验</w:t>
+      </w:r>
+      <w:r>
+        <w:t xml:space="preserve"> </w:t>
+      </w:r>
+      <w:r>
+        <w:rPr>
+          <w:rFonts w:hint="eastAsia"/>
+        </w:rPr>
+        <w:t xml:space="preserve">2,594），CV</w:t>
+      </w:r>
+      <w:r>
+        <w:t xml:space="preserve"> </w:t>
+      </w:r>
+      <w:r>
+        <w:rPr>
+          <w:rFonts w:hint="eastAsia"/>
+        </w:rPr>
+        <w:t xml:space="preserve">均值比官方</w:t>
+      </w:r>
+      <w:r>
+        <w:t xml:space="preserve"> test </w:t>
+      </w:r>
+      <w:r>
+        <w:rPr>
+          <w:rFonts w:hint="eastAsia"/>
+        </w:rPr>
+        <w:t xml:space="preserve">低约</w:t>
+      </w:r>
+      <w:r>
+        <w:t xml:space="preserve"> 4 </w:t>
+      </w:r>
+      <w:r>
+        <w:rPr>
+          <w:rFonts w:hint="eastAsia"/>
+        </w:rPr>
+        <w:t xml:space="preserve">个点，不能与主表数值直接对齐；它只用于比较模型与稳定性；</w:t>
+      </w:r>
+    </w:p>
+    <w:p>
+      <w:pPr>
+        <w:pStyle w:val="Compact"/>
+        <w:numPr>
+          <w:ilvl w:val="0"/>
+          <w:numId w:val="1009"/>
+        </w:numPr>
+      </w:pPr>
+      <w:r>
+        <w:rPr>
+          <w:b/>
+          <w:bCs/>
+        </w:rPr>
+        <w:t xml:space="preserve">HD95 </w:t>
+      </w:r>
+      <w:r>
+        <w:rPr>
+          <w:rFonts w:hint="eastAsia"/>
+          <w:b/>
+          <w:bCs/>
+        </w:rPr>
+        <w:t xml:space="preserve">口径</w:t>
+      </w:r>
+      <w:r>
+        <w:rPr>
+          <w:rFonts w:hint="eastAsia"/>
+        </w:rPr>
+        <w:t xml:space="preserve">：在</w:t>
+      </w:r>
+      <w:r>
+        <w:t xml:space="preserve"> 256×256 </w:t>
+      </w:r>
+      <w:r>
+        <w:rPr>
+          <w:rFonts w:hint="eastAsia"/>
+        </w:rPr>
+        <w:t xml:space="preserve">分辨率下计算，数值无法与</w:t>
+      </w:r>
+      <w:r>
+        <w:t xml:space="preserve"> 512×512 </w:t>
+      </w:r>
+      <w:r>
+        <w:rPr>
+          <w:rFonts w:hint="eastAsia"/>
+        </w:rPr>
+        <w:t xml:space="preserve">口径的文献直接比较。</w:t>
+      </w:r>
+    </w:p>
+    <w:bookmarkEnd w:id="48"/>
+    <w:bookmarkStart w:id="49" w:name="下一步"/>
+    <w:p>
+      <w:pPr>
+        <w:pStyle w:val="Heading3"/>
+      </w:pPr>
+      <w:r>
+        <w:t xml:space="preserve">6.3 </w:t>
+      </w:r>
+      <w:r>
+        <w:rPr>
+          <w:rFonts w:hint="eastAsia"/>
+        </w:rPr>
+        <w:t xml:space="preserve">下一步</w:t>
+      </w:r>
+    </w:p>
+    <w:p>
+      <w:pPr>
+        <w:pStyle w:val="Compact"/>
+        <w:numPr>
+          <w:ilvl w:val="0"/>
+          <w:numId w:val="1010"/>
+        </w:numPr>
+      </w:pPr>
+      <w:r>
+        <w:rPr>
+          <w:rFonts w:hint="eastAsia"/>
+        </w:rPr>
+        <w:t xml:space="preserve">对</w:t>
+      </w:r>
+      <w:r>
+        <w:t xml:space="preserve"> 192/256 </w:t>
+      </w:r>
+      <w:r>
+        <w:rPr>
+          <w:rFonts w:hint="eastAsia"/>
+        </w:rPr>
+        <w:t xml:space="preserve">与三种注意力位置补</w:t>
+      </w:r>
+      <w:r>
+        <w:t xml:space="preserve"> 3 </w:t>
+      </w:r>
+      <w:r>
+        <w:rPr>
+          <w:rFonts w:hint="eastAsia"/>
+        </w:rPr>
+        <w:t xml:space="preserve">种子复现（约</w:t>
+      </w:r>
+      <w:r>
+        <w:t xml:space="preserve"> 12 </w:t>
+      </w:r>
+      <w:r>
+        <w:rPr>
+          <w:rFonts w:hint="eastAsia"/>
+        </w:rPr>
+        <w:t xml:space="preserve">小时），检验消融结论的稳定性；</w:t>
+      </w:r>
+    </w:p>
+    <w:p>
+      <w:pPr>
+        <w:pStyle w:val="Compact"/>
+        <w:numPr>
+          <w:ilvl w:val="0"/>
+          <w:numId w:val="1010"/>
+        </w:numPr>
+      </w:pPr>
+      <w:r>
+        <w:rPr>
+          <w:rFonts w:hint="eastAsia"/>
+        </w:rPr>
+        <w:t xml:space="preserve">把</w:t>
+      </w:r>
+      <w:r>
+        <w:t xml:space="preserve"> epoch </w:t>
+      </w:r>
+      <w:r>
+        <w:rPr>
+          <w:rFonts w:hint="eastAsia"/>
+        </w:rPr>
+        <w:t xml:space="preserve">提到</w:t>
+      </w:r>
+      <w:r>
+        <w:t xml:space="preserve"> 30 </w:t>
+      </w:r>
+      <w:r>
+        <w:rPr>
+          <w:rFonts w:hint="eastAsia"/>
+        </w:rPr>
+        <w:t xml:space="preserve">并开启更强的学习率</w:t>
+      </w:r>
+      <w:r>
+        <w:t xml:space="preserve"> </w:t>
+      </w:r>
+      <w:r>
+        <w:rPr>
+          <w:rFonts w:hint="eastAsia"/>
+        </w:rPr>
+        <w:t xml:space="preserve">warmup（约</w:t>
+      </w:r>
+      <w:r>
+        <w:t xml:space="preserve"> 25 </w:t>
+      </w:r>
+      <w:r>
+        <w:rPr>
+          <w:rFonts w:hint="eastAsia"/>
+        </w:rPr>
+        <w:t xml:space="preserve">小时，分段跑），验证「欠训练」判断；</w:t>
+      </w:r>
+    </w:p>
+    <w:p>
+      <w:pPr>
+        <w:pStyle w:val="Compact"/>
+        <w:numPr>
+          <w:ilvl w:val="0"/>
+          <w:numId w:val="1010"/>
+        </w:numPr>
+      </w:pPr>
+      <w:r>
+        <w:rPr>
           <w:rFonts w:hint="eastAsia"/>
         </w:rPr>
         <w:t xml:space="preserve">引入</w:t>
@@ -9203,9 +10461,9 @@
         </w:pict>
       </w:r>
     </w:p>
-    <w:bookmarkEnd w:id="48"/>
     <w:bookmarkEnd w:id="49"/>
-    <w:bookmarkStart w:id="50" w:name="附复现与产物清单"/>
+    <w:bookmarkEnd w:id="50"/>
+    <w:bookmarkStart w:id="51" w:name="附复现与产物清单"/>
     <w:p>
       <w:pPr>
         <w:pStyle w:val="Heading2"/>
@@ -9370,6 +10628,48 @@
           <w:rStyle w:val="VerbatimChar"/>
         </w:rPr>
         <w:t xml:space="preserve"> 7 </w:t>
+      </w:r>
+      <w:r>
+        <w:rPr>
+          <w:rStyle w:val="VerbatimChar"/>
+          <w:rFonts w:hint="eastAsia"/>
+        </w:rPr>
+        <w:t xml:space="preserve">小时）</w:t>
+      </w:r>
+      <w:r>
+        <w:br/>
+      </w:r>
+      <w:r>
+        <w:rPr>
+          <w:rStyle w:val="VerbatimChar"/>
+        </w:rPr>
+        <w:t xml:space="preserve">python src/run_cv.py                   # </w:t>
+      </w:r>
+      <w:r>
+        <w:rPr>
+          <w:rStyle w:val="VerbatimChar"/>
+          <w:rFonts w:hint="eastAsia"/>
+        </w:rPr>
+        <w:t xml:space="preserve">五折交叉验证（最佳</w:t>
+      </w:r>
+      <w:r>
+        <w:rPr>
+          <w:rStyle w:val="VerbatimChar"/>
+        </w:rPr>
+        <w:t xml:space="preserve"> 2 </w:t>
+      </w:r>
+      <w:r>
+        <w:rPr>
+          <w:rStyle w:val="VerbatimChar"/>
+          <w:rFonts w:hint="eastAsia"/>
+        </w:rPr>
+        <w:t xml:space="preserve">组超参，约</w:t>
+      </w:r>
+      <w:r>
+        <w:rPr>
+          <w:rStyle w:val="VerbatimChar"/>
+        </w:rPr>
+        <w:t xml:space="preserve"> 8 </w:t>
       </w:r>
       <w:r>
         <w:rPr>
@@ -9687,6 +10987,51 @@
           </w:p>
         </w:tc>
       </w:tr>
+      <w:tr>
+        <w:tc>
+          <w:tcPr/>
+          <w:p>
+            <w:pPr>
+              <w:pStyle w:val="Compact"/>
+            </w:pPr>
+            <w:r>
+              <w:rPr>
+                <w:rFonts w:hint="eastAsia"/>
+              </w:rPr>
+              <w:t xml:space="preserve">五折交叉验证汇总</w:t>
+            </w:r>
+          </w:p>
+        </w:tc>
+        <w:tc>
+          <w:tcPr/>
+          <w:p>
+            <w:pPr>
+              <w:pStyle w:val="Compact"/>
+            </w:pPr>
+            <w:r>
+              <w:rPr>
+                <w:rStyle w:val="VerbatimChar"/>
+              </w:rPr>
+              <w:t xml:space="preserve">reports/cv_results.md</w:t>
+            </w:r>
+            <w:r>
+              <w:t xml:space="preserve"> </w:t>
+            </w:r>
+            <w:r>
+              <w:t xml:space="preserve">·</w:t>
+            </w:r>
+            <w:r>
+              <w:t xml:space="preserve"> </w:t>
+            </w:r>
+            <w:r>
+              <w:rPr>
+                <w:rStyle w:val="VerbatimChar"/>
+              </w:rPr>
+              <w:t xml:space="preserve">outputs/cv_results.json</w:t>
+            </w:r>
+          </w:p>
+        </w:tc>
+      </w:tr>
     </w:tbl>
     <w:p>
       <w:pPr>
@@ -9732,8 +11077,8 @@
         <w:t xml:space="preserve">的脚本可完整重建。</w:t>
       </w:r>
     </w:p>
-    <w:bookmarkEnd w:id="50"/>
     <w:bookmarkEnd w:id="51"/>
+    <w:bookmarkEnd w:id="52"/>
     <w:sectPr>
       <w:footnotePr>
         <w:numRestart w:val="eachSect"/>
@@ -10165,9 +11510,39 @@
     </w:lvlOverride>
   </w:num>
   <w:num w:numId="1008">
+    <w:abstractNumId w:val="99411"/>
+    <w:lvlOverride w:ilvl="0">
+      <w:startOverride w:val="1"/>
+    </w:lvlOverride>
+    <w:lvlOverride w:ilvl="1">
+      <w:startOverride w:val="1"/>
+    </w:lvlOverride>
+    <w:lvlOverride w:ilvl="2">
+      <w:startOverride w:val="1"/>
+    </w:lvlOverride>
+    <w:lvlOverride w:ilvl="3">
+      <w:startOverride w:val="1"/>
+    </w:lvlOverride>
+    <w:lvlOverride w:ilvl="4">
+      <w:startOverride w:val="1"/>
+    </w:lvlOverride>
+    <w:lvlOverride w:ilvl="5">
+      <w:startOverride w:val="1"/>
+    </w:lvlOverride>
+    <w:lvlOverride w:ilvl="6">
+      <w:startOverride w:val="1"/>
+    </w:lvlOverride>
+    <w:lvlOverride w:ilvl="7">
+      <w:startOverride w:val="1"/>
+    </w:lvlOverride>
+    <w:lvlOverride w:ilvl="8">
+      <w:startOverride w:val="1"/>
+    </w:lvlOverride>
+  </w:num>
+  <w:num w:numId="1009">
     <w:abstractNumId w:val="991"/>
   </w:num>
-  <w:num w:numId="1009">
+  <w:num w:numId="1010">
     <w:abstractNumId w:val="99411"/>
     <w:lvlOverride w:ilvl="0">
       <w:startOverride w:val="1"/>
